--- a/舞萌机台排队通用管理办法 - 2 - 公文格式.docx
+++ b/舞萌机台排队通用管理办法 - 2 - 公文格式.docx
@@ -5,6 +5,7 @@
     <w:p>
       <w:pPr>
         <w:spacing w:before="1120" w:after="560" w:line="578" w:lineRule="exact"/>
+        <w:jc w:val="center"/>
         <w:rPr>
           <w:rFonts w:eastAsia="仿宋_GB2312" w:hint="eastAsia"/>
           <w:lang w:eastAsia="zh-CN"/>
